--- a/_diffusione-opera/RICHIESTA_ARCHIVIO_CAMERA.docx
+++ b/_diffusione-opera/RICHIESTA_ARCHIVIO_CAMERA.docx
@@ -463,7 +463,7 @@
           <w:sz w:val="24"/>
           <w:szCs w:val="24"/>
         </w:rPr>
-        <w:t xml:space="preserve">Il canale, e ciò che di esso non è accertato</w:t>
+        <w:t xml:space="preserve">Prima di spedire: il volume è probabilmente già in rete</w:t>
       </w:r>
     </w:p>
     <w:p>
@@ -474,21 +474,235 @@
       <w:r>
         <w:rPr>
           <w:rFonts w:ascii="Barlow Semi Condensed" w:cs="Barlow Semi Condensed" w:eastAsia="Barlow Semi Condensed" w:hAnsi="Barlow Semi Condensed"/>
-          <w:b/>
-          <w:bCs/>
-          <w:sz w:val="24"/>
-          <w:szCs w:val="24"/>
-        </w:rPr>
-        <w:t xml:space="preserve">Sede:</w:t>
-      </w:r>
-      <w:r>
-        <w:rPr>
-          <w:rFonts w:ascii="Barlow Semi Condensed" w:cs="Barlow Semi Condensed" w:eastAsia="Barlow Semi Condensed" w:hAnsi="Barlow Semi Condensed"/>
-          <w:sz w:val="24"/>
-          <w:szCs w:val="24"/>
-        </w:rPr>
-        <w:t xml:space="preserve"> Archivio storico della Camera dei deputati, Roma.</w:t>
-      </w:r>
+          <w:i/>
+          <w:iCs/>
+          <w:sz w:val="24"/>
+          <w:szCs w:val="24"/>
+        </w:rPr>
+        <w:t xml:space="preserve">Accertamento del 27 agosto 2026.</w:t>
+      </w:r>
+      <w:r>
+        <w:rPr>
+          <w:rFonts w:ascii="Barlow Semi Condensed" w:cs="Barlow Semi Condensed" w:eastAsia="Barlow Semi Condensed" w:hAnsi="Barlow Semi Condensed"/>
+          <w:sz w:val="24"/>
+          <w:szCs w:val="24"/>
+        </w:rPr>
+        <w:t xml:space="preserve"> Questa richiesta è stata scritta prima di cercare, e la ricerca ha cambiato la prima mossa. </w:t>
+      </w:r>
+      <w:r>
+        <w:rPr>
+          <w:rFonts w:ascii="Barlow Semi Condensed" w:cs="Barlow Semi Condensed" w:eastAsia="Barlow Semi Condensed" w:hAnsi="Barlow Semi Condensed"/>
+          <w:b/>
+          <w:bCs/>
+          <w:sz w:val="24"/>
+          <w:szCs w:val="24"/>
+        </w:rPr>
+        <w:t xml:space="preserve">I volumi della Commissione P2 risultano digitalizzati e pubblicati</w:t>
+      </w:r>
+      <w:r>
+        <w:rPr>
+          <w:rFonts w:ascii="Barlow Semi Condensed" w:cs="Barlow Semi Condensed" w:eastAsia="Barlow Semi Condensed" w:hAnsi="Barlow Semi Condensed"/>
+          <w:sz w:val="24"/>
+          <w:szCs w:val="24"/>
+        </w:rPr>
+        <w:t xml:space="preserve">, e ciò che si può aprire da un browser non si chiede per posta. Tre sedi, in ordine di probabilità:</w:t>
+      </w:r>
+    </w:p>
+    <w:tbl>
+      <w:tblPr>
+        <w:tblW w:type="dxa" w:w="9360"/>
+        <w:tblBorders>
+          <w:top w:val="single" w:color="auto" w:sz="4"/>
+          <w:left w:val="single" w:color="auto" w:sz="4"/>
+          <w:bottom w:val="single" w:color="auto" w:sz="4"/>
+          <w:right w:val="single" w:color="auto" w:sz="4"/>
+          <w:insideH w:val="single" w:color="auto" w:sz="4"/>
+          <w:insideV w:val="single" w:color="auto" w:sz="4"/>
+        </w:tblBorders>
+      </w:tblPr>
+      <w:tblGrid>
+        <w:gridCol w:w="4680"/>
+        <w:gridCol w:w="4680"/>
+      </w:tblGrid>
+      <w:tr>
+        <w:tc>
+          <w:tcPr>
+            <w:tcW w:type="dxa" w:w="4680"/>
+            <w:shd w:fill="1F3864" w:val="clear"/>
+          </w:tcPr>
+          <w:p>
+            <w:pPr>
+              <w:spacing w:after="20" w:before="20"/>
+              <w:jc w:val="both"/>
+            </w:pPr>
+            <w:r>
+              <w:rPr>
+                <w:rFonts w:ascii="Barlow Semi Condensed" w:cs="Barlow Semi Condensed" w:eastAsia="Barlow Semi Condensed" w:hAnsi="Barlow Semi Condensed"/>
+                <w:b/>
+                <w:bCs/>
+                <w:color w:val="FFFFFF"/>
+                <w:sz w:val="20"/>
+                <w:szCs w:val="20"/>
+              </w:rPr>
+              <w:t xml:space="preserve">sede</w:t>
+            </w:r>
+          </w:p>
+        </w:tc>
+        <w:tc>
+          <w:tcPr>
+            <w:tcW w:type="dxa" w:w="4680"/>
+            <w:shd w:fill="1F3864" w:val="clear"/>
+          </w:tcPr>
+          <w:p>
+            <w:pPr>
+              <w:spacing w:after="20" w:before="20"/>
+              <w:jc w:val="both"/>
+            </w:pPr>
+            <w:r>
+              <w:rPr>
+                <w:rFonts w:ascii="Barlow Semi Condensed" w:cs="Barlow Semi Condensed" w:eastAsia="Barlow Semi Condensed" w:hAnsi="Barlow Semi Condensed"/>
+                <w:b/>
+                <w:bCs/>
+                <w:color w:val="FFFFFF"/>
+                <w:sz w:val="20"/>
+                <w:szCs w:val="20"/>
+              </w:rPr>
+              <w:t xml:space="preserve">che cosa dovrebbe portare</w:t>
+            </w:r>
+          </w:p>
+        </w:tc>
+      </w:tr>
+      <w:tr>
+        <w:tc>
+          <w:tcPr>
+            <w:tcW w:type="dxa" w:w="4680"/>
+          </w:tcPr>
+          <w:p>
+            <w:pPr>
+              <w:spacing w:after="20" w:before="20"/>
+              <w:jc w:val="both"/>
+            </w:pPr>
+            <w:r>
+              <w:rPr>
+                <w:rFonts w:ascii="Barlow Semi Condensed" w:cs="Barlow Semi Condensed" w:eastAsia="Barlow Semi Condensed" w:hAnsi="Barlow Semi Condensed"/>
+                <w:i/>
+                <w:iCs/>
+                <w:sz w:val="20"/>
+                <w:szCs w:val="20"/>
+              </w:rPr>
+              <w:t xml:space="preserve">inchieste.camera.it/p2/documenti.html?leg=09</w:t>
+            </w:r>
+          </w:p>
+        </w:tc>
+        <w:tc>
+          <w:tcPr>
+            <w:tcW w:type="dxa" w:w="4680"/>
+          </w:tcPr>
+          <w:p>
+            <w:pPr>
+              <w:spacing w:after="20" w:before="20"/>
+              <w:jc w:val="both"/>
+            </w:pPr>
+            <w:r>
+              <w:rPr>
+                <w:rFonts w:ascii="Barlow Semi Condensed" w:cs="Barlow Semi Condensed" w:eastAsia="Barlow Semi Condensed" w:hAnsi="Barlow Semi Condensed"/>
+                <w:sz w:val="20"/>
+                <w:szCs w:val="20"/>
+              </w:rPr>
+              <w:t xml:space="preserve">il portale delle commissioni d'inchiesta della Camera, alla IX legislatura: i documenti della Commissione P2 con le loro segnature</w:t>
+            </w:r>
+          </w:p>
+        </w:tc>
+      </w:tr>
+      <w:tr>
+        <w:tc>
+          <w:tcPr>
+            <w:tcW w:type="dxa" w:w="4680"/>
+          </w:tcPr>
+          <w:p>
+            <w:pPr>
+              <w:spacing w:after="20" w:before="20"/>
+              <w:jc w:val="both"/>
+            </w:pPr>
+            <w:r>
+              <w:rPr>
+                <w:rFonts w:ascii="Barlow Semi Condensed" w:cs="Barlow Semi Condensed" w:eastAsia="Barlow Semi Condensed" w:hAnsi="Barlow Semi Condensed"/>
+                <w:i/>
+                <w:iCs/>
+                <w:sz w:val="20"/>
+                <w:szCs w:val="20"/>
+              </w:rPr>
+              <w:t xml:space="preserve">archivioantimafia.org/p2/commissione_parlamentare/</w:t>
+            </w:r>
+          </w:p>
+        </w:tc>
+        <w:tc>
+          <w:tcPr>
+            <w:tcW w:type="dxa" w:w="4680"/>
+          </w:tcPr>
+          <w:p>
+            <w:pPr>
+              <w:spacing w:after="20" w:before="20"/>
+              <w:jc w:val="both"/>
+            </w:pPr>
+            <w:r>
+              <w:rPr>
+                <w:rFonts w:ascii="Barlow Semi Condensed" w:cs="Barlow Semi Condensed" w:eastAsia="Barlow Semi Condensed" w:hAnsi="Barlow Semi Condensed"/>
+                <w:sz w:val="20"/>
+                <w:szCs w:val="20"/>
+              </w:rPr>
+              <w:t xml:space="preserve">i volumi e i tomi in PDF, scaricabili</w:t>
+            </w:r>
+          </w:p>
+        </w:tc>
+      </w:tr>
+      <w:tr>
+        <w:tc>
+          <w:tcPr>
+            <w:tcW w:type="dxa" w:w="4680"/>
+          </w:tcPr>
+          <w:p>
+            <w:pPr>
+              <w:spacing w:after="20" w:before="20"/>
+              <w:jc w:val="both"/>
+            </w:pPr>
+            <w:r>
+              <w:rPr>
+                <w:rFonts w:ascii="Barlow Semi Condensed" w:cs="Barlow Semi Condensed" w:eastAsia="Barlow Semi Condensed" w:hAnsi="Barlow Semi Condensed"/>
+                <w:i/>
+                <w:iCs/>
+                <w:sz w:val="20"/>
+                <w:szCs w:val="20"/>
+              </w:rPr>
+              <w:t xml:space="preserve">memoria.san.beniculturali.it</w:t>
+            </w:r>
+          </w:p>
+        </w:tc>
+        <w:tc>
+          <w:tcPr>
+            <w:tcW w:type="dxa" w:w="4680"/>
+          </w:tcPr>
+          <w:p>
+            <w:pPr>
+              <w:spacing w:after="20" w:before="20"/>
+              <w:jc w:val="both"/>
+            </w:pPr>
+            <w:r>
+              <w:rPr>
+                <w:rFonts w:ascii="Barlow Semi Condensed" w:cs="Barlow Semi Condensed" w:eastAsia="Barlow Semi Condensed" w:hAnsi="Barlow Semi Condensed"/>
+                <w:sz w:val="20"/>
+                <w:szCs w:val="20"/>
+              </w:rPr>
+              <w:t xml:space="preserve">il portale del Ministero della cultura, dove la digitalizzazione dell'Archivio Flamigni è consultabile</w:t>
+            </w:r>
+          </w:p>
+        </w:tc>
+      </w:tr>
+    </w:tbl>
+    <w:p>
+      <w:pPr>
+        <w:spacing w:after="80"/>
+      </w:pPr>
     </w:p>
     <w:p>
       <w:pPr>
@@ -498,86 +712,82 @@
       <w:r>
         <w:rPr>
           <w:rFonts w:ascii="Barlow Semi Condensed" w:cs="Barlow Semi Condensed" w:eastAsia="Barlow Semi Condensed" w:hAnsi="Barlow Semi Condensed"/>
-          <w:b/>
-          <w:bCs/>
-          <w:sz w:val="24"/>
-          <w:szCs w:val="24"/>
-        </w:rPr>
-        <w:t xml:space="preserve">L'indirizzo non è accertato da questa opera</w:t>
-      </w:r>
-      <w:r>
-        <w:rPr>
-          <w:rFonts w:ascii="Barlow Semi Condensed" w:cs="Barlow Semi Condensed" w:eastAsia="Barlow Semi Condensed" w:hAnsi="Barlow Semi Condensed"/>
-          <w:sz w:val="24"/>
-          <w:szCs w:val="24"/>
-        </w:rPr>
-        <w:t xml:space="preserve"> e non viene qui asserito. Prima di spedire va reperito, e si reperisce in due modi:</w:t>
-      </w:r>
-    </w:p>
-    <w:p>
-      <w:pPr>
-        <w:spacing w:after="40"/>
-        <w:ind w:left="360"/>
-        <w:jc w:val="both"/>
-      </w:pPr>
-      <w:r>
-        <w:rPr>
-          <w:rFonts w:ascii="Barlow Semi Condensed" w:cs="Barlow Semi Condensed" w:eastAsia="Barlow Semi Condensed" w:hAnsi="Barlow Semi Condensed"/>
-          <w:sz w:val="24"/>
-          <w:szCs w:val="24"/>
-        </w:rPr>
-        <w:t xml:space="preserve">1. dal sito istituzionale della Camera, alla sezione dell'Archivio storico, dove figurano il recapito della sede e il modulo o l'indirizzo per le richieste di consultazione e riproduzione;</w:t>
-      </w:r>
-    </w:p>
-    <w:p>
-      <w:pPr>
-        <w:spacing w:after="40"/>
-        <w:ind w:left="360"/>
-        <w:jc w:val="both"/>
-      </w:pPr>
-      <w:r>
-        <w:rPr>
-          <w:rFonts w:ascii="Barlow Semi Condensed" w:cs="Barlow Semi Condensed" w:eastAsia="Barlow Semi Condensed" w:hAnsi="Barlow Semi Condensed"/>
-          <w:sz w:val="24"/>
-          <w:szCs w:val="24"/>
-        </w:rPr>
-        <w:t xml:space="preserve">2. per la PEC, dall'</w:t>
-      </w:r>
-      <w:r>
-        <w:rPr>
-          <w:rFonts w:ascii="Barlow Semi Condensed" w:cs="Barlow Semi Condensed" w:eastAsia="Barlow Semi Condensed" w:hAnsi="Barlow Semi Condensed"/>
-          <w:b/>
-          <w:bCs/>
-          <w:sz w:val="24"/>
-          <w:szCs w:val="24"/>
-        </w:rPr>
-        <w:t xml:space="preserve">INI-PEC</w:t>
-      </w:r>
-      <w:r>
-        <w:rPr>
-          <w:rFonts w:ascii="Barlow Semi Condensed" w:cs="Barlow Semi Condensed" w:eastAsia="Barlow Semi Condensed" w:hAnsi="Barlow Semi Condensed"/>
-          <w:sz w:val="24"/>
-          <w:szCs w:val="24"/>
-        </w:rPr>
-        <w:t xml:space="preserve"> o dall'</w:t>
-      </w:r>
-      <w:r>
-        <w:rPr>
-          <w:rFonts w:ascii="Barlow Semi Condensed" w:cs="Barlow Semi Condensed" w:eastAsia="Barlow Semi Condensed" w:hAnsi="Barlow Semi Condensed"/>
-          <w:b/>
-          <w:bCs/>
-          <w:sz w:val="24"/>
-          <w:szCs w:val="24"/>
-        </w:rPr>
-        <w:t xml:space="preserve">IPA</w:t>
-      </w:r>
-      <w:r>
-        <w:rPr>
-          <w:rFonts w:ascii="Barlow Semi Condensed" w:cs="Barlow Semi Condensed" w:eastAsia="Barlow Semi Condensed" w:hAnsi="Barlow Semi Condensed"/>
-          <w:sz w:val="24"/>
-          <w:szCs w:val="24"/>
-        </w:rPr>
-        <w:t xml:space="preserve"> (Indice dei domicili digitali della pubblica amministrazione), interrogati sulla denominazione dell'ente.</w:t>
+          <w:sz w:val="24"/>
+          <w:szCs w:val="24"/>
+        </w:rPr>
+        <w:t xml:space="preserve">La ricerca ha anche precisato la segnatura: i «Riscontri sull'attendibilità delle liste e sulle posizioni di affiliazione» non sono un volume unico ma una </w:t>
+      </w:r>
+      <w:r>
+        <w:rPr>
+          <w:rFonts w:ascii="Barlow Semi Condensed" w:cs="Barlow Semi Condensed" w:eastAsia="Barlow Semi Condensed" w:hAnsi="Barlow Semi Condensed"/>
+          <w:b/>
+          <w:bCs/>
+          <w:sz w:val="24"/>
+          <w:szCs w:val="24"/>
+        </w:rPr>
+        <w:t xml:space="preserve">serie di tomi</w:t>
+      </w:r>
+      <w:r>
+        <w:rPr>
+          <w:rFonts w:ascii="Barlow Semi Condensed" w:cs="Barlow Semi Condensed" w:eastAsia="Barlow Semi Condensed" w:hAnsi="Barlow Semi Condensed"/>
+          <w:sz w:val="24"/>
+          <w:szCs w:val="24"/>
+        </w:rPr>
+        <w:t xml:space="preserve">, da </w:t>
+      </w:r>
+      <w:r>
+        <w:rPr>
+          <w:rFonts w:ascii="Barlow Semi Condensed" w:cs="Barlow Semi Condensed" w:eastAsia="Barlow Semi Condensed" w:hAnsi="Barlow Semi Condensed"/>
+          <w:b/>
+          <w:bCs/>
+          <w:sz w:val="24"/>
+          <w:szCs w:val="24"/>
+        </w:rPr>
+        <w:t xml:space="preserve">Doc. XXIII n. 2-quater/2/I</w:t>
+      </w:r>
+      <w:r>
+        <w:rPr>
+          <w:rFonts w:ascii="Barlow Semi Condensed" w:cs="Barlow Semi Condensed" w:eastAsia="Barlow Semi Condensed" w:hAnsi="Barlow Semi Condensed"/>
+          <w:sz w:val="24"/>
+          <w:szCs w:val="24"/>
+        </w:rPr>
+        <w:t xml:space="preserve"> ad almeno </w:t>
+      </w:r>
+      <w:r>
+        <w:rPr>
+          <w:rFonts w:ascii="Barlow Semi Condensed" w:cs="Barlow Semi Condensed" w:eastAsia="Barlow Semi Condensed" w:hAnsi="Barlow Semi Condensed"/>
+          <w:b/>
+          <w:bCs/>
+          <w:sz w:val="24"/>
+          <w:szCs w:val="24"/>
+        </w:rPr>
+        <w:t xml:space="preserve">/2/V</w:t>
+      </w:r>
+      <w:r>
+        <w:rPr>
+          <w:rFonts w:ascii="Barlow Semi Condensed" w:cs="Barlow Semi Condensed" w:eastAsia="Barlow Semi Condensed" w:hAnsi="Barlow Semi Condensed"/>
+          <w:sz w:val="24"/>
+          <w:szCs w:val="24"/>
+        </w:rPr>
+        <w:t xml:space="preserve">. Il tomo inventariato dalla scheda in nostro possesso — 638 pagine, venticinque allegati — è il </w:t>
+      </w:r>
+      <w:r>
+        <w:rPr>
+          <w:rFonts w:ascii="Barlow Semi Condensed" w:cs="Barlow Semi Condensed" w:eastAsia="Barlow Semi Condensed" w:hAnsi="Barlow Semi Condensed"/>
+          <w:b/>
+          <w:bCs/>
+          <w:sz w:val="24"/>
+          <w:szCs w:val="24"/>
+        </w:rPr>
+        <w:t xml:space="preserve">primo dei cinque</w:t>
+      </w:r>
+      <w:r>
+        <w:rPr>
+          <w:rFonts w:ascii="Barlow Semi Condensed" w:cs="Barlow Semi Condensed" w:eastAsia="Barlow Semi Condensed" w:hAnsi="Barlow Semi Condensed"/>
+          <w:sz w:val="24"/>
+          <w:szCs w:val="24"/>
+        </w:rPr>
+        <w:t xml:space="preserve">. Gli allegati 13 e 21, che portano i numeri di tessera, stanno in quel primo tomo.</w:t>
       </w:r>
     </w:p>
     <w:p>
@@ -588,10 +798,66 @@
       <w:r>
         <w:rPr>
           <w:rFonts w:ascii="Barlow Semi Condensed" w:cs="Barlow Semi Condensed" w:eastAsia="Barlow Semi Condensed" w:hAnsi="Barlow Semi Condensed"/>
-          <w:sz w:val="24"/>
-          <w:szCs w:val="24"/>
-        </w:rPr>
-        <w:t xml:space="preserve">Vale qui la regola che governa il registro dei canali: </w:t>
+          <w:b/>
+          <w:bCs/>
+          <w:sz w:val="24"/>
+          <w:szCs w:val="24"/>
+        </w:rPr>
+        <w:t xml:space="preserve">Grado di questo accertamento: B.</w:t>
+      </w:r>
+      <w:r>
+        <w:rPr>
+          <w:rFonts w:ascii="Barlow Semi Condensed" w:cs="Barlow Semi Condensed" w:eastAsia="Barlow Semi Condensed" w:hAnsi="Barlow Semi Condensed"/>
+          <w:sz w:val="24"/>
+          <w:szCs w:val="24"/>
+        </w:rPr>
+        <w:t xml:space="preserve"> Le pagine istituzionali non sono state lette: sono state raggiunte per ricerca, e la ricerca riferisce ciò che vi si legge. La differenza conta, ed è la stessa che la certificazione applica a tutto il resto.</w:t>
+      </w:r>
+    </w:p>
+    <w:p>
+      <w:pPr>
+        <w:pStyle w:val="Heading3"/>
+        <w:spacing w:after="80" w:before="160"/>
+      </w:pPr>
+      <w:r>
+        <w:rPr>
+          <w:rFonts w:ascii="Barlow Semi Condensed" w:cs="Barlow Semi Condensed" w:eastAsia="Barlow Semi Condensed" w:hAnsi="Barlow Semi Condensed"/>
+          <w:sz w:val="24"/>
+          <w:szCs w:val="24"/>
+        </w:rPr>
+        <w:t xml:space="preserve">Stato Zero d'ambiente, del 27 agosto 2026</w:t>
+      </w:r>
+    </w:p>
+    <w:p>
+      <w:pPr>
+        <w:spacing w:after="120" w:line="276"/>
+        <w:jc w:val="both"/>
+      </w:pPr>
+      <w:r>
+        <w:rPr>
+          <w:rFonts w:ascii="Barlow Semi Condensed" w:cs="Barlow Semi Condensed" w:eastAsia="Barlow Semi Condensed" w:hAnsi="Barlow Semi Condensed"/>
+          <w:sz w:val="24"/>
+          <w:szCs w:val="24"/>
+        </w:rPr>
+        <w:t xml:space="preserve">Il tentativo di aprire quelle pagine da questa sessione </w:t>
+      </w:r>
+      <w:r>
+        <w:rPr>
+          <w:rFonts w:ascii="Barlow Semi Condensed" w:cs="Barlow Semi Condensed" w:eastAsia="Barlow Semi Condensed" w:hAnsi="Barlow Semi Condensed"/>
+          <w:b/>
+          <w:bCs/>
+          <w:sz w:val="24"/>
+          <w:szCs w:val="24"/>
+        </w:rPr>
+        <w:t xml:space="preserve">è fallito, e non per assenza della fonte</w:t>
+      </w:r>
+      <w:r>
+        <w:rPr>
+          <w:rFonts w:ascii="Barlow Semi Condensed" w:cs="Barlow Semi Condensed" w:eastAsia="Barlow Semi Condensed" w:hAnsi="Barlow Semi Condensed"/>
+          <w:sz w:val="24"/>
+          <w:szCs w:val="24"/>
+        </w:rPr>
+        <w:t xml:space="preserve">: il proxy di rete blocca l'uscita verso </w:t>
       </w:r>
       <w:r>
         <w:rPr>
@@ -601,15 +867,15 @@
           <w:sz w:val="24"/>
           <w:szCs w:val="24"/>
         </w:rPr>
-        <w:t xml:space="preserve">un recapito non verificato non si scrive come se lo fosse</w:t>
-      </w:r>
-      <w:r>
-        <w:rPr>
-          <w:rFonts w:ascii="Barlow Semi Condensed" w:cs="Barlow Semi Condensed" w:eastAsia="Barlow Semi Condensed" w:hAnsi="Barlow Semi Condensed"/>
-          <w:sz w:val="24"/>
-          <w:szCs w:val="24"/>
-        </w:rPr>
-        <w:t xml:space="preserve">. Il registro </w:t>
+        <w:t xml:space="preserve">camera.it</w:t>
+      </w:r>
+      <w:r>
+        <w:rPr>
+          <w:rFonts w:ascii="Barlow Semi Condensed" w:cs="Barlow Semi Condensed" w:eastAsia="Barlow Semi Condensed" w:hAnsi="Barlow Semi Condensed"/>
+          <w:sz w:val="24"/>
+          <w:szCs w:val="24"/>
+        </w:rPr>
+        <w:t xml:space="preserve"> e i suoi sottodomini, </w:t>
       </w:r>
       <w:r>
         <w:rPr>
@@ -619,33 +885,87 @@
           <w:sz w:val="24"/>
           <w:szCs w:val="24"/>
         </w:rPr>
-        <w:t xml:space="preserve">registro-pec-e-canali.md</w:t>
-      </w:r>
-      <w:r>
-        <w:rPr>
-          <w:rFonts w:ascii="Barlow Semi Condensed" w:cs="Barlow Semi Condensed" w:eastAsia="Barlow Semi Condensed" w:hAnsi="Barlow Semi Condensed"/>
-          <w:sz w:val="24"/>
-          <w:szCs w:val="24"/>
-        </w:rPr>
-        <w:t xml:space="preserve"> porta questa sede come </w:t>
-      </w:r>
-      <w:r>
-        <w:rPr>
-          <w:rFonts w:ascii="Barlow Semi Condensed" w:cs="Barlow Semi Condensed" w:eastAsia="Barlow Semi Condensed" w:hAnsi="Barlow Semi Condensed"/>
-          <w:b/>
-          <w:bCs/>
-          <w:sz w:val="24"/>
-          <w:szCs w:val="24"/>
-        </w:rPr>
-        <w:t xml:space="preserve">da accertare</w:t>
-      </w:r>
-      <w:r>
-        <w:rPr>
-          <w:rFonts w:ascii="Barlow Semi Condensed" w:cs="Barlow Semi Condensed" w:eastAsia="Barlow Semi Condensed" w:hAnsi="Barlow Semi Condensed"/>
-          <w:sz w:val="24"/>
-          <w:szCs w:val="24"/>
-        </w:rPr>
-        <w:t xml:space="preserve">, e il campo va compilato prima dell'invio, non dopo.</w:t>
+        <w:t xml:space="preserve">senato.it</w:t>
+      </w:r>
+      <w:r>
+        <w:rPr>
+          <w:rFonts w:ascii="Barlow Semi Condensed" w:cs="Barlow Semi Condensed" w:eastAsia="Barlow Semi Condensed" w:hAnsi="Barlow Semi Condensed"/>
+          <w:sz w:val="24"/>
+          <w:szCs w:val="24"/>
+        </w:rPr>
+        <w:t xml:space="preserve">, </w:t>
+      </w:r>
+      <w:r>
+        <w:rPr>
+          <w:rFonts w:ascii="Barlow Semi Condensed" w:cs="Barlow Semi Condensed" w:eastAsia="Barlow Semi Condensed" w:hAnsi="Barlow Semi Condensed"/>
+          <w:i/>
+          <w:iCs/>
+          <w:sz w:val="24"/>
+          <w:szCs w:val="24"/>
+        </w:rPr>
+        <w:t xml:space="preserve">archivioantimafia.org</w:t>
+      </w:r>
+      <w:r>
+        <w:rPr>
+          <w:rFonts w:ascii="Barlow Semi Condensed" w:cs="Barlow Semi Condensed" w:eastAsia="Barlow Semi Condensed" w:hAnsi="Barlow Semi Condensed"/>
+          <w:sz w:val="24"/>
+          <w:szCs w:val="24"/>
+        </w:rPr>
+        <w:t xml:space="preserve">, </w:t>
+      </w:r>
+      <w:r>
+        <w:rPr>
+          <w:rFonts w:ascii="Barlow Semi Condensed" w:cs="Barlow Semi Condensed" w:eastAsia="Barlow Semi Condensed" w:hAnsi="Barlow Semi Condensed"/>
+          <w:i/>
+          <w:iCs/>
+          <w:sz w:val="24"/>
+          <w:szCs w:val="24"/>
+        </w:rPr>
+        <w:t xml:space="preserve">siusa-archivi.cultura.gov.it</w:t>
+      </w:r>
+      <w:r>
+        <w:rPr>
+          <w:rFonts w:ascii="Barlow Semi Condensed" w:cs="Barlow Semi Condensed" w:eastAsia="Barlow Semi Condensed" w:hAnsi="Barlow Semi Condensed"/>
+          <w:sz w:val="24"/>
+          <w:szCs w:val="24"/>
+        </w:rPr>
+        <w:t xml:space="preserve">, </w:t>
+      </w:r>
+      <w:r>
+        <w:rPr>
+          <w:rFonts w:ascii="Barlow Semi Condensed" w:cs="Barlow Semi Condensed" w:eastAsia="Barlow Semi Condensed" w:hAnsi="Barlow Semi Condensed"/>
+          <w:i/>
+          <w:iCs/>
+          <w:sz w:val="24"/>
+          <w:szCs w:val="24"/>
+        </w:rPr>
+        <w:t xml:space="preserve">wikisource.org</w:t>
+      </w:r>
+      <w:r>
+        <w:rPr>
+          <w:rFonts w:ascii="Barlow Semi Condensed" w:cs="Barlow Semi Condensed" w:eastAsia="Barlow Semi Condensed" w:hAnsi="Barlow Semi Condensed"/>
+          <w:sz w:val="24"/>
+          <w:szCs w:val="24"/>
+        </w:rPr>
+        <w:t xml:space="preserve"> e gli altri mirror provati. Le sedi sono nominate, la data è questa, e la causa è dichiarata: </w:t>
+      </w:r>
+      <w:r>
+        <w:rPr>
+          <w:rFonts w:ascii="Barlow Semi Condensed" w:cs="Barlow Semi Condensed" w:eastAsia="Barlow Semi Condensed" w:hAnsi="Barlow Semi Condensed"/>
+          <w:b/>
+          <w:bCs/>
+          <w:sz w:val="24"/>
+          <w:szCs w:val="24"/>
+        </w:rPr>
+        <w:t xml:space="preserve">è un limite dell'ambiente, non un esito sulla fonte</w:t>
+      </w:r>
+      <w:r>
+        <w:rPr>
+          <w:rFonts w:ascii="Barlow Semi Condensed" w:cs="Barlow Semi Condensed" w:eastAsia="Barlow Semi Condensed" w:hAnsi="Barlow Semi Condensed"/>
+          <w:sz w:val="24"/>
+          <w:szCs w:val="24"/>
+        </w:rPr>
+        <w:t xml:space="preserve">. Da un browser ordinario quelle pagine si aprono.</w:t>
       </w:r>
     </w:p>
     <w:p>
@@ -656,20 +976,56 @@
       <w:r>
         <w:rPr>
           <w:rFonts w:ascii="Barlow Semi Condensed" w:cs="Barlow Semi Condensed" w:eastAsia="Barlow Semi Condensed" w:hAnsi="Barlow Semi Condensed"/>
-          <w:b/>
-          <w:bCs/>
-          <w:sz w:val="24"/>
-          <w:szCs w:val="24"/>
-        </w:rPr>
-        <w:t xml:space="preserve">In subordine</w:t>
-      </w:r>
-      <w:r>
-        <w:rPr>
-          <w:rFonts w:ascii="Barlow Semi Condensed" w:cs="Barlow Semi Condensed" w:eastAsia="Barlow Semi Condensed" w:hAnsi="Barlow Semi Condensed"/>
-          <w:sz w:val="24"/>
-          <w:szCs w:val="24"/>
-        </w:rPr>
-        <w:t xml:space="preserve">, se la Camera indirizza altrove: la Biblioteca della Camera, l'Archivio storico del Senato — che conserva già il Fondo Moro, IT-AFS-048 — e la Biblioteca del Senato «Giovanni Spadolini». Il documento è un atto parlamentare stampato, e più d'una di queste sedi lo possiede.</w:t>
+          <w:i/>
+          <w:iCs/>
+          <w:sz w:val="24"/>
+          <w:szCs w:val="24"/>
+        </w:rPr>
+        <w:t xml:space="preserve">Che cosa fare per primo, dunque:</w:t>
+      </w:r>
+      <w:r>
+        <w:rPr>
+          <w:rFonts w:ascii="Barlow Semi Condensed" w:cs="Barlow Semi Condensed" w:eastAsia="Barlow Semi Condensed" w:hAnsi="Barlow Semi Condensed"/>
+          <w:sz w:val="24"/>
+          <w:szCs w:val="24"/>
+        </w:rPr>
+        <w:t xml:space="preserve"> aprire </w:t>
+      </w:r>
+      <w:r>
+        <w:rPr>
+          <w:rFonts w:ascii="Barlow Semi Condensed" w:cs="Barlow Semi Condensed" w:eastAsia="Barlow Semi Condensed" w:hAnsi="Barlow Semi Condensed"/>
+          <w:i/>
+          <w:iCs/>
+          <w:sz w:val="24"/>
+          <w:szCs w:val="24"/>
+        </w:rPr>
+        <w:t xml:space="preserve">inchieste.camera.it/p2/documenti.html?leg=09</w:t>
+      </w:r>
+      <w:r>
+        <w:rPr>
+          <w:rFonts w:ascii="Barlow Semi Condensed" w:cs="Barlow Semi Condensed" w:eastAsia="Barlow Semi Condensed" w:hAnsi="Barlow Semi Condensed"/>
+          <w:sz w:val="24"/>
+          <w:szCs w:val="24"/>
+        </w:rPr>
+        <w:t xml:space="preserve"> e cercare il tomo </w:t>
+      </w:r>
+      <w:r>
+        <w:rPr>
+          <w:rFonts w:ascii="Barlow Semi Condensed" w:cs="Barlow Semi Condensed" w:eastAsia="Barlow Semi Condensed" w:hAnsi="Barlow Semi Condensed"/>
+          <w:i/>
+          <w:iCs/>
+          <w:sz w:val="24"/>
+          <w:szCs w:val="24"/>
+        </w:rPr>
+        <w:t xml:space="preserve">2-quater/2/I</w:t>
+      </w:r>
+      <w:r>
+        <w:rPr>
+          <w:rFonts w:ascii="Barlow Semi Condensed" w:cs="Barlow Semi Condensed" w:eastAsia="Barlow Semi Condensed" w:hAnsi="Barlow Semi Condensed"/>
+          <w:sz w:val="24"/>
+          <w:szCs w:val="24"/>
+        </w:rPr>
+        <w:t xml:space="preserve">. Se il PDF c'è, gli allegati 13 e 21 si leggono oggi, gratis, senza chiedere niente a nessuno, e questa lettera non serve. Se non c'è, o se è illeggibile, la lettera resta pronta qui sotto.</w:t>
       </w:r>
     </w:p>
     <w:p>
@@ -679,6 +1035,326 @@
         </w:pBdr>
         <w:spacing w:after="80"/>
       </w:pPr>
+    </w:p>
+    <w:p>
+      <w:pPr>
+        <w:pStyle w:val="Heading2"/>
+        <w:spacing w:after="100" w:before="200"/>
+      </w:pPr>
+      <w:r>
+        <w:rPr>
+          <w:rFonts w:ascii="Barlow Semi Condensed" w:cs="Barlow Semi Condensed" w:eastAsia="Barlow Semi Condensed" w:hAnsi="Barlow Semi Condensed"/>
+          <w:sz w:val="24"/>
+          <w:szCs w:val="24"/>
+        </w:rPr>
+        <w:t xml:space="preserve">Il canale, se la richiesta serve davvero</w:t>
+      </w:r>
+    </w:p>
+    <w:p>
+      <w:pPr>
+        <w:spacing w:after="120" w:line="276"/>
+        <w:jc w:val="both"/>
+      </w:pPr>
+      <w:r>
+        <w:rPr>
+          <w:rFonts w:ascii="Barlow Semi Condensed" w:cs="Barlow Semi Condensed" w:eastAsia="Barlow Semi Condensed" w:hAnsi="Barlow Semi Condensed"/>
+          <w:b/>
+          <w:bCs/>
+          <w:sz w:val="24"/>
+          <w:szCs w:val="24"/>
+        </w:rPr>
+        <w:t xml:space="preserve">Sede:</w:t>
+      </w:r>
+      <w:r>
+        <w:rPr>
+          <w:rFonts w:ascii="Barlow Semi Condensed" w:cs="Barlow Semi Condensed" w:eastAsia="Barlow Semi Condensed" w:hAnsi="Barlow Semi Condensed"/>
+          <w:sz w:val="24"/>
+          <w:szCs w:val="24"/>
+        </w:rPr>
+        <w:t xml:space="preserve"> Archivio storico della Camera dei deputati, </w:t>
+      </w:r>
+      <w:r>
+        <w:rPr>
+          <w:rFonts w:ascii="Barlow Semi Condensed" w:cs="Barlow Semi Condensed" w:eastAsia="Barlow Semi Condensed" w:hAnsi="Barlow Semi Condensed"/>
+          <w:b/>
+          <w:bCs/>
+          <w:sz w:val="24"/>
+          <w:szCs w:val="24"/>
+        </w:rPr>
+        <w:t xml:space="preserve">piazza San Macuto 57, 00186 Roma</w:t>
+      </w:r>
+      <w:r>
+        <w:rPr>
+          <w:rFonts w:ascii="Barlow Semi Condensed" w:cs="Barlow Semi Condensed" w:eastAsia="Barlow Semi Condensed" w:hAnsi="Barlow Semi Condensed"/>
+          <w:sz w:val="24"/>
+          <w:szCs w:val="24"/>
+        </w:rPr>
+        <w:t xml:space="preserve"> — primo piano di Palazzo del Seminario. Aperto dal lunedì al venerdì, </w:t>
+      </w:r>
+      <w:r>
+        <w:rPr>
+          <w:rFonts w:ascii="Barlow Semi Condensed" w:cs="Barlow Semi Condensed" w:eastAsia="Barlow Semi Condensed" w:hAnsi="Barlow Semi Condensed"/>
+          <w:b/>
+          <w:bCs/>
+          <w:sz w:val="24"/>
+          <w:szCs w:val="24"/>
+        </w:rPr>
+        <w:t xml:space="preserve">9.30-16.30</w:t>
+      </w:r>
+      <w:r>
+        <w:rPr>
+          <w:rFonts w:ascii="Barlow Semi Condensed" w:cs="Barlow Semi Condensed" w:eastAsia="Barlow Semi Condensed" w:hAnsi="Barlow Semi Condensed"/>
+          <w:sz w:val="24"/>
+          <w:szCs w:val="24"/>
+        </w:rPr>
+        <w:t xml:space="preserve">.</w:t>
+      </w:r>
+    </w:p>
+    <w:p>
+      <w:pPr>
+        <w:spacing w:after="120" w:line="276"/>
+        <w:jc w:val="both"/>
+      </w:pPr>
+      <w:r>
+        <w:rPr>
+          <w:rFonts w:ascii="Barlow Semi Condensed" w:cs="Barlow Semi Condensed" w:eastAsia="Barlow Semi Condensed" w:hAnsi="Barlow Semi Condensed"/>
+          <w:b/>
+          <w:bCs/>
+          <w:sz w:val="24"/>
+          <w:szCs w:val="24"/>
+        </w:rPr>
+        <w:t xml:space="preserve">Segreteria:</w:t>
+      </w:r>
+      <w:r>
+        <w:rPr>
+          <w:rFonts w:ascii="Barlow Semi Condensed" w:cs="Barlow Semi Condensed" w:eastAsia="Barlow Semi Condensed" w:hAnsi="Barlow Semi Condensed"/>
+          <w:sz w:val="24"/>
+          <w:szCs w:val="24"/>
+        </w:rPr>
+        <w:t xml:space="preserve"> </w:t>
+      </w:r>
+      <w:r>
+        <w:rPr>
+          <w:rFonts w:ascii="Barlow Semi Condensed" w:cs="Barlow Semi Condensed" w:eastAsia="Barlow Semi Condensed" w:hAnsi="Barlow Semi Condensed"/>
+          <w:i/>
+          <w:iCs/>
+          <w:sz w:val="24"/>
+          <w:szCs w:val="24"/>
+        </w:rPr>
+        <w:t xml:space="preserve">ars_segreteria@camera.it</w:t>
+      </w:r>
+      <w:r>
+        <w:rPr>
+          <w:rFonts w:ascii="Barlow Semi Condensed" w:cs="Barlow Semi Condensed" w:eastAsia="Barlow Semi Condensed" w:hAnsi="Barlow Semi Condensed"/>
+          <w:sz w:val="24"/>
+          <w:szCs w:val="24"/>
+        </w:rPr>
+        <w:t xml:space="preserve"> · telefono </w:t>
+      </w:r>
+      <w:r>
+        <w:rPr>
+          <w:rFonts w:ascii="Barlow Semi Condensed" w:cs="Barlow Semi Condensed" w:eastAsia="Barlow Semi Condensed" w:hAnsi="Barlow Semi Condensed"/>
+          <w:b/>
+          <w:bCs/>
+          <w:sz w:val="24"/>
+          <w:szCs w:val="24"/>
+        </w:rPr>
+        <w:t xml:space="preserve">06 6760 3880</w:t>
+      </w:r>
+      <w:r>
+        <w:rPr>
+          <w:rFonts w:ascii="Barlow Semi Condensed" w:cs="Barlow Semi Condensed" w:eastAsia="Barlow Semi Condensed" w:hAnsi="Barlow Semi Condensed"/>
+          <w:sz w:val="24"/>
+          <w:szCs w:val="24"/>
+        </w:rPr>
+        <w:t xml:space="preserve">.</w:t>
+      </w:r>
+    </w:p>
+    <w:p>
+      <w:pPr>
+        <w:spacing w:after="120" w:line="276"/>
+        <w:jc w:val="both"/>
+      </w:pPr>
+      <w:r>
+        <w:rPr>
+          <w:rFonts w:ascii="Barlow Semi Condensed" w:cs="Barlow Semi Condensed" w:eastAsia="Barlow Semi Condensed" w:hAnsi="Barlow Semi Condensed"/>
+          <w:b/>
+          <w:bCs/>
+          <w:sz w:val="24"/>
+          <w:szCs w:val="24"/>
+        </w:rPr>
+        <w:t xml:space="preserve">Grado di questi recapiti: B.</w:t>
+      </w:r>
+      <w:r>
+        <w:rPr>
+          <w:rFonts w:ascii="Barlow Semi Condensed" w:cs="Barlow Semi Condensed" w:eastAsia="Barlow Semi Condensed" w:hAnsi="Barlow Semi Condensed"/>
+          <w:sz w:val="24"/>
+          <w:szCs w:val="24"/>
+        </w:rPr>
+        <w:t xml:space="preserve"> Convergono due ricerche indipendenti che riferiscono le pagine istituzionali della Camera; quelle pagine non sono state lette direttamente, per il blocco detto sopra. </w:t>
+      </w:r>
+      <w:r>
+        <w:rPr>
+          <w:rFonts w:ascii="Barlow Semi Condensed" w:cs="Barlow Semi Condensed" w:eastAsia="Barlow Semi Condensed" w:hAnsi="Barlow Semi Condensed"/>
+          <w:b/>
+          <w:bCs/>
+          <w:sz w:val="24"/>
+          <w:szCs w:val="24"/>
+        </w:rPr>
+        <w:t xml:space="preserve">Vanno confermati sul sito prima di spedire.</w:t>
+      </w:r>
+      <w:r>
+        <w:rPr>
+          <w:rFonts w:ascii="Barlow Semi Condensed" w:cs="Barlow Semi Condensed" w:eastAsia="Barlow Semi Condensed" w:hAnsi="Barlow Semi Condensed"/>
+          <w:sz w:val="24"/>
+          <w:szCs w:val="24"/>
+        </w:rPr>
+        <w:t xml:space="preserve"> Il registro dei canali li porta con questo grado e non con un altro.</w:t>
+      </w:r>
+    </w:p>
+    <w:p>
+      <w:pPr>
+        <w:spacing w:after="120" w:line="276"/>
+        <w:jc w:val="both"/>
+      </w:pPr>
+      <w:r>
+        <w:rPr>
+          <w:rFonts w:ascii="Barlow Semi Condensed" w:cs="Barlow Semi Condensed" w:eastAsia="Barlow Semi Condensed" w:hAnsi="Barlow Semi Condensed"/>
+          <w:b/>
+          <w:bCs/>
+          <w:sz w:val="24"/>
+          <w:szCs w:val="24"/>
+        </w:rPr>
+        <w:t xml:space="preserve">La procedura è diversa da quella che questa lettera presupponeva.</w:t>
+      </w:r>
+      <w:r>
+        <w:rPr>
+          <w:rFonts w:ascii="Barlow Semi Condensed" w:cs="Barlow Semi Condensed" w:eastAsia="Barlow Semi Condensed" w:hAnsi="Barlow Semi Condensed"/>
+          <w:sz w:val="24"/>
+          <w:szCs w:val="24"/>
+        </w:rPr>
+        <w:t xml:space="preserve"> L'accesso alla sala studio si chiede </w:t>
+      </w:r>
+      <w:r>
+        <w:rPr>
+          <w:rFonts w:ascii="Barlow Semi Condensed" w:cs="Barlow Semi Condensed" w:eastAsia="Barlow Semi Condensed" w:hAnsi="Barlow Semi Condensed"/>
+          <w:b/>
+          <w:bCs/>
+          <w:sz w:val="24"/>
+          <w:szCs w:val="24"/>
+        </w:rPr>
+        <w:t xml:space="preserve">per posta elettronica alla segreteria, indicando l'argomento della ricerca e i documenti da consultare</w:t>
+      </w:r>
+      <w:r>
+        <w:rPr>
+          <w:rFonts w:ascii="Barlow Semi Condensed" w:cs="Barlow Semi Condensed" w:eastAsia="Barlow Semi Condensed" w:hAnsi="Barlow Semi Condensed"/>
+          <w:sz w:val="24"/>
+          <w:szCs w:val="24"/>
+        </w:rPr>
+        <w:t xml:space="preserve"> — non con un'istanza formale. La lettera qui sotto va quindi usata come </w:t>
+      </w:r>
+      <w:r>
+        <w:rPr>
+          <w:rFonts w:ascii="Barlow Semi Condensed" w:cs="Barlow Semi Condensed" w:eastAsia="Barlow Semi Condensed" w:hAnsi="Barlow Semi Condensed"/>
+          <w:b/>
+          <w:bCs/>
+          <w:sz w:val="24"/>
+          <w:szCs w:val="24"/>
+        </w:rPr>
+        <w:t xml:space="preserve">corpo di quella email</w:t>
+      </w:r>
+      <w:r>
+        <w:rPr>
+          <w:rFonts w:ascii="Barlow Semi Condensed" w:cs="Barlow Semi Condensed" w:eastAsia="Barlow Semi Condensed" w:hAnsi="Barlow Semi Condensed"/>
+          <w:sz w:val="24"/>
+          <w:szCs w:val="24"/>
+        </w:rPr>
+        <w:t xml:space="preserve">, non come atto a sé: il tono resta giusto, la busta cambia.</w:t>
+      </w:r>
+    </w:p>
+    <w:p>
+      <w:pPr>
+        <w:spacing w:after="120" w:line="276"/>
+        <w:jc w:val="both"/>
+      </w:pPr>
+      <w:r>
+        <w:rPr>
+          <w:rFonts w:ascii="Barlow Semi Condensed" w:cs="Barlow Semi Condensed" w:eastAsia="Barlow Semi Condensed" w:hAnsi="Barlow Semi Condensed"/>
+          <w:b/>
+          <w:bCs/>
+          <w:sz w:val="24"/>
+          <w:szCs w:val="24"/>
+        </w:rPr>
+        <w:t xml:space="preserve">Un'avvertenza sulla competenza.</w:t>
+      </w:r>
+      <w:r>
+        <w:rPr>
+          <w:rFonts w:ascii="Barlow Semi Condensed" w:cs="Barlow Semi Condensed" w:eastAsia="Barlow Semi Condensed" w:hAnsi="Barlow Semi Condensed"/>
+          <w:sz w:val="24"/>
+          <w:szCs w:val="24"/>
+        </w:rPr>
+        <w:t xml:space="preserve"> Doc. XXIII n. 2-quater è un </w:t>
+      </w:r>
+      <w:r>
+        <w:rPr>
+          <w:rFonts w:ascii="Barlow Semi Condensed" w:cs="Barlow Semi Condensed" w:eastAsia="Barlow Semi Condensed" w:hAnsi="Barlow Semi Condensed"/>
+          <w:b/>
+          <w:bCs/>
+          <w:sz w:val="24"/>
+          <w:szCs w:val="24"/>
+        </w:rPr>
+        <w:t xml:space="preserve">atto parlamentare a stampa</w:t>
+      </w:r>
+      <w:r>
+        <w:rPr>
+          <w:rFonts w:ascii="Barlow Semi Condensed" w:cs="Barlow Semi Condensed" w:eastAsia="Barlow Semi Condensed" w:hAnsi="Barlow Semi Condensed"/>
+          <w:sz w:val="24"/>
+          <w:szCs w:val="24"/>
+        </w:rPr>
+        <w:t xml:space="preserve">, non un documento d'archivio: la sede propria potrebbe essere la </w:t>
+      </w:r>
+      <w:r>
+        <w:rPr>
+          <w:rFonts w:ascii="Barlow Semi Condensed" w:cs="Barlow Semi Condensed" w:eastAsia="Barlow Semi Condensed" w:hAnsi="Barlow Semi Condensed"/>
+          <w:b/>
+          <w:bCs/>
+          <w:sz w:val="24"/>
+          <w:szCs w:val="24"/>
+        </w:rPr>
+        <w:t xml:space="preserve">Biblioteca della Camera</w:t>
+      </w:r>
+      <w:r>
+        <w:rPr>
+          <w:rFonts w:ascii="Barlow Semi Condensed" w:cs="Barlow Semi Condensed" w:eastAsia="Barlow Semi Condensed" w:hAnsi="Barlow Semi Condensed"/>
+          <w:sz w:val="24"/>
+          <w:szCs w:val="24"/>
+        </w:rPr>
+        <w:t xml:space="preserve"> anziché l'Archivio storico. Non è un ostacolo — si scrive alla segreteria e sarà lei a indirizzare — ma conviene dirlo nella prima riga, così che nessuno perda tempo.</w:t>
+      </w:r>
+    </w:p>
+    <w:p>
+      <w:pPr>
+        <w:spacing w:after="120" w:line="276"/>
+        <w:jc w:val="both"/>
+      </w:pPr>
+      <w:r>
+        <w:rPr>
+          <w:rFonts w:ascii="Barlow Semi Condensed" w:cs="Barlow Semi Condensed" w:eastAsia="Barlow Semi Condensed" w:hAnsi="Barlow Semi Condensed"/>
+          <w:b/>
+          <w:bCs/>
+          <w:sz w:val="24"/>
+          <w:szCs w:val="24"/>
+        </w:rPr>
+        <w:t xml:space="preserve">In subordine:</w:t>
+      </w:r>
+      <w:r>
+        <w:rPr>
+          <w:rFonts w:ascii="Barlow Semi Condensed" w:cs="Barlow Semi Condensed" w:eastAsia="Barlow Semi Condensed" w:hAnsi="Barlow Semi Condensed"/>
+          <w:sz w:val="24"/>
+          <w:szCs w:val="24"/>
+        </w:rPr>
+        <w:t xml:space="preserve"> Biblioteca della Camera; Archivio storico del Senato, che conserva già il Fondo Moro (IT-AFS-048); Biblioteca del Senato «Giovanni Spadolini». È un atto bicamerale, e più d'una di queste sedi lo possiede.</w:t>
+      </w:r>
     </w:p>
     <w:p>
       <w:pPr>
@@ -719,7 +1395,7 @@
           <w:sz w:val="24"/>
           <w:szCs w:val="24"/>
         </w:rPr>
-        <w:t xml:space="preserve">  Spett.le Archivio storico della Camera dei deputati,  il sottoscritto Luigi De Michele, autore di una ricerca storico-documentale sul caso Moro e sul suo contesto, chiede di poter ottenere la riproduzione di due allegati del seguente atto parlamentare:  </w:t>
+        <w:t xml:space="preserve">  Spett.le Archivio storico della Camera dei deputati,  il sottoscritto Luigi De Michele, autore di una ricerca storico-documentale sul caso Moro e sul suo contesto, chiede di poter consultare, e ove possibile ottenere in riproduzione, due allegati del seguente atto parlamentare a stampa. Ove la competenza spetti alla Biblioteca della Camera anziché a codesto Archivio, sarò grato di esserne indirizzato.  </w:t>
       </w:r>
       <w:r>
         <w:rPr>

--- a/_diffusione-opera/RICHIESTA_ARCHIVIO_CAMERA.docx
+++ b/_diffusione-opera/RICHIESTA_ARCHIVIO_CAMERA.docx
@@ -966,6 +966,84 @@
           <w:szCs w:val="24"/>
         </w:rPr>
         <w:t xml:space="preserve">. Da un browser ordinario quelle pagine si aprono.</w:t>
+      </w:r>
+    </w:p>
+    <w:p>
+      <w:pPr>
+        <w:spacing w:after="120" w:line="276"/>
+        <w:jc w:val="both"/>
+      </w:pPr>
+      <w:r>
+        <w:rPr>
+          <w:rFonts w:ascii="Barlow Semi Condensed" w:cs="Barlow Semi Condensed" w:eastAsia="Barlow Semi Condensed" w:hAnsi="Barlow Semi Condensed"/>
+          <w:b/>
+          <w:bCs/>
+          <w:sz w:val="24"/>
+          <w:szCs w:val="24"/>
+        </w:rPr>
+        <w:t xml:space="preserve">Un indirizzo più corto di tutti gli altri.</w:t>
+      </w:r>
+      <w:r>
+        <w:rPr>
+          <w:rFonts w:ascii="Barlow Semi Condensed" w:cs="Barlow Semi Condensed" w:eastAsia="Barlow Semi Condensed" w:hAnsi="Barlow Semi Condensed"/>
+          <w:sz w:val="24"/>
+          <w:szCs w:val="24"/>
+        </w:rPr>
+        <w:t xml:space="preserve"> L'indice completo degli atti della Commissione risulta pubblicato in PDF dal </w:t>
+      </w:r>
+      <w:r>
+        <w:rPr>
+          <w:rFonts w:ascii="Barlow Semi Condensed" w:cs="Barlow Semi Condensed" w:eastAsia="Barlow Semi Condensed" w:hAnsi="Barlow Semi Condensed"/>
+          <w:b/>
+          <w:bCs/>
+          <w:sz w:val="24"/>
+          <w:szCs w:val="24"/>
+        </w:rPr>
+        <w:t xml:space="preserve">Centro documentazione Archivio Flamigni</w:t>
+      </w:r>
+      <w:r>
+        <w:rPr>
+          <w:rFonts w:ascii="Barlow Semi Condensed" w:cs="Barlow Semi Condensed" w:eastAsia="Barlow Semi Condensed" w:hAnsi="Barlow Semi Condensed"/>
+          <w:sz w:val="24"/>
+          <w:szCs w:val="24"/>
+        </w:rPr>
+        <w:t xml:space="preserve"> — </w:t>
+      </w:r>
+      <w:r>
+        <w:rPr>
+          <w:rFonts w:ascii="Barlow Semi Condensed" w:cs="Barlow Semi Condensed" w:eastAsia="Barlow Semi Condensed" w:hAnsi="Barlow Semi Condensed"/>
+          <w:i/>
+          <w:iCs/>
+          <w:sz w:val="24"/>
+          <w:szCs w:val="24"/>
+        </w:rPr>
+        <w:t xml:space="preserve">archivioflamigni.org/doc/indice-atti-commissione-p2.pdf</w:t>
+      </w:r>
+      <w:r>
+        <w:rPr>
+          <w:rFonts w:ascii="Barlow Semi Condensed" w:cs="Barlow Semi Condensed" w:eastAsia="Barlow Semi Condensed" w:hAnsi="Barlow Semi Condensed"/>
+          <w:sz w:val="24"/>
+          <w:szCs w:val="24"/>
+        </w:rPr>
+        <w:t xml:space="preserve"> — e i volumi risultano digitalizzati dallo stesso Centro. È il </w:t>
+      </w:r>
+      <w:r>
+        <w:rPr>
+          <w:rFonts w:ascii="Barlow Semi Condensed" w:cs="Barlow Semi Condensed" w:eastAsia="Barlow Semi Condensed" w:hAnsi="Barlow Semi Condensed"/>
+          <w:b/>
+          <w:bCs/>
+          <w:sz w:val="24"/>
+          <w:szCs w:val="24"/>
+        </w:rPr>
+        <w:t xml:space="preserve">destinatario zero</w:t>
+      </w:r>
+      <w:r>
+        <w:rPr>
+          <w:rFonts w:ascii="Barlow Semi Condensed" w:cs="Barlow Semi Condensed" w:eastAsia="Barlow Semi Condensed" w:hAnsi="Barlow Semi Condensed"/>
+          <w:sz w:val="24"/>
+          <w:szCs w:val="24"/>
+        </w:rPr>
+        <w:t xml:space="preserve"> di questo dossier: alla stessa porta a cui va spedita l'opera si può chiedere la fonte. Conviene unire le due cose in una lettera sola.</w:t>
       </w:r>
     </w:p>
     <w:p>
